--- a/Kratos/Resume_JoseFernandes.docx
+++ b/Kratos/Resume_JoseFernandes.docx
@@ -7,7 +7,9 @@
         <w:pStyle w:val="Normal"/>
         <w:spacing w:lineRule="auto" w:line="276" w:before="0" w:after="0"/>
         <w:jc w:val="center"/>
-        <w:rPr/>
+        <w:rPr>
+          <w:rFonts w:ascii="Cambria" w:hAnsi="Cambria"/>
+        </w:rPr>
       </w:pPr>
       <w:bookmarkStart w:id="0" w:name="_Hlk518647552"/>
       <w:r>
@@ -26,7 +28,9 @@
         <w:pStyle w:val="Normal"/>
         <w:spacing w:lineRule="auto" w:line="276" w:before="0" w:after="0"/>
         <w:jc w:val="center"/>
-        <w:rPr/>
+        <w:rPr>
+          <w:rFonts w:ascii="Cambria" w:hAnsi="Cambria"/>
+        </w:rPr>
       </w:pPr>
       <w:r>
         <w:rPr>
@@ -97,29 +101,24 @@
         </w:pBdr>
         <w:tabs>
           <w:tab w:val="clear" w:pos="720"/>
-          <w:tab w:val="left" w:pos="8316" w:leader="none"/>
-        </w:tabs>
-        <w:spacing w:lineRule="auto" w:line="276" w:before="0" w:after="0"/>
-        <w:rPr/>
-      </w:pPr>
-      <w:r>
-        <w:rPr>
-          <w:rFonts w:ascii="Cambria" w:hAnsi="Cambria"/>
-          <w:b/>
-          <w:sz w:val="28"/>
-          <w:szCs w:val="28"/>
-        </w:rPr>
-        <w:t>Pro</w:t>
-      </w:r>
-      <w:r>
-        <w:rPr>
-          <w:rFonts w:ascii="Cambria" w:hAnsi="Cambria"/>
-          <w:b/>
-          <w:sz w:val="28"/>
-          <w:szCs w:val="28"/>
-          <w:u w:val="none"/>
-        </w:rPr>
-        <w:t>fessional Profile</w:t>
+          <w:tab w:val="left" w:pos="6564" w:leader="none"/>
+        </w:tabs>
+        <w:spacing w:lineRule="auto" w:line="276" w:before="0" w:after="0"/>
+        <w:rPr>
+          <w:rFonts w:ascii="Cambria" w:hAnsi="Cambria"/>
+          <w:b/>
+          <w:sz w:val="26"/>
+          <w:szCs w:val="26"/>
+        </w:rPr>
+      </w:pPr>
+      <w:r>
+        <w:rPr>
+          <w:rFonts w:ascii="Cambria" w:hAnsi="Cambria"/>
+          <w:b/>
+          <w:sz w:val="26"/>
+          <w:szCs w:val="26"/>
+        </w:rPr>
+        <w:t>Professional Profile</w:t>
       </w:r>
     </w:p>
     <w:p>
@@ -131,33 +130,21 @@
         </w:tabs>
         <w:bidi w:val="0"/>
         <w:spacing w:lineRule="auto" w:line="276" w:before="0" w:after="0"/>
+        <w:rPr>
+          <w:rFonts w:ascii="Cambria" w:hAnsi="Cambria"/>
+          <w:sz w:val="22"/>
+          <w:szCs w:val="22"/>
+        </w:rPr>
+      </w:pPr>
+      <w:r>
         <w:rPr>
           <w:rFonts w:ascii="Cambria" w:hAnsi="Cambria"/>
           <w:strike w:val="false"/>
           <w:dstrike w:val="false"/>
-          <w:sz w:val="23"/>
-          <w:szCs w:val="23"/>
-        </w:rPr>
-      </w:pPr>
-      <w:r>
-        <w:rPr>
-          <w:rFonts w:ascii="Cambria" w:hAnsi="Cambria"/>
-          <w:strike w:val="false"/>
-          <w:dstrike w:val="false"/>
-          <w:sz w:val="23"/>
-          <w:szCs w:val="23"/>
-        </w:rPr>
-        <w:t xml:space="preserve">Software engineer with seven and a half years of experience in simulations and game development. Experienced in C/C++ and C# development, using Unity, Unreal, and proprietary engines. Extremely comfortable delving through legacy codebases </w:t>
-      </w:r>
-      <w:r>
-        <w:rPr>
-          <w:rFonts w:ascii="Cambria" w:hAnsi="Cambria"/>
-          <w:strike w:val="false"/>
-          <w:dstrike w:val="false"/>
-          <w:sz w:val="23"/>
-          <w:szCs w:val="23"/>
-        </w:rPr>
-        <w:t xml:space="preserve">for bugfixing and feature development. </w:t>
+          <w:sz w:val="22"/>
+          <w:szCs w:val="22"/>
+        </w:rPr>
+        <w:t xml:space="preserve">Software engineer with seven and a half years of experience in simulations and game development. Experienced in C/C++ and C# development, using Unity, Unreal, and proprietary engines. Has worked on multiple trainers, ranging from fully custom 3D Unity trainers to work on existing cockpit trainers. Extremely comfortable delving through legacy codebases for bugfixing and feature development. Has previously attained a Secret clearance. Additionally, has </w:t>
       </w:r>
       <w:r>
         <w:rPr>
@@ -168,10 +155,10 @@
           <w:iCs w:val="false"/>
           <w:strike w:val="false"/>
           <w:dstrike w:val="false"/>
-          <w:sz w:val="23"/>
-          <w:szCs w:val="23"/>
-        </w:rPr>
-        <w:t>Has led teams of up to 20 developers, and acted as the lead developer on priority systems for multiple projects. Able to adapt to new work quickly and take initiative to resolve issues as they appear.</w:t>
+          <w:sz w:val="22"/>
+          <w:szCs w:val="22"/>
+        </w:rPr>
+        <w:t>led teams of up to 20 developers, and acted as the lead developer on priority systems for multiple projects. Able to adapt to new work quickly and take initiative to resolve issues as they appear.</w:t>
       </w:r>
     </w:p>
     <w:p>
@@ -200,18 +187,22 @@
         </w:pBdr>
         <w:tabs>
           <w:tab w:val="clear" w:pos="720"/>
-          <w:tab w:val="left" w:pos="8316" w:leader="none"/>
-        </w:tabs>
-        <w:bidi w:val="0"/>
-        <w:spacing w:lineRule="auto" w:line="276" w:before="0" w:after="0"/>
-        <w:rPr/>
-      </w:pPr>
-      <w:r>
-        <w:rPr>
-          <w:rFonts w:ascii="Cambria" w:hAnsi="Cambria"/>
-          <w:b/>
-          <w:sz w:val="28"/>
-          <w:szCs w:val="28"/>
+          <w:tab w:val="left" w:pos="6564" w:leader="none"/>
+        </w:tabs>
+        <w:spacing w:lineRule="auto" w:line="276" w:before="0" w:after="0"/>
+        <w:rPr>
+          <w:rFonts w:ascii="Cambria" w:hAnsi="Cambria"/>
+          <w:b/>
+          <w:sz w:val="26"/>
+          <w:szCs w:val="26"/>
+        </w:rPr>
+      </w:pPr>
+      <w:r>
+        <w:rPr>
+          <w:rFonts w:ascii="Cambria" w:hAnsi="Cambria"/>
+          <w:b/>
+          <w:sz w:val="26"/>
+          <w:szCs w:val="26"/>
         </w:rPr>
         <w:t>Work History</w:t>
       </w:r>
@@ -224,13 +215,17 @@
           <w:tab w:val="left" w:pos="7116" w:leader="none"/>
         </w:tabs>
         <w:spacing w:lineRule="auto" w:line="276" w:before="0" w:after="0"/>
-        <w:rPr/>
-      </w:pPr>
-      <w:r>
-        <w:rPr>
-          <w:rFonts w:ascii="Cambria" w:hAnsi="Cambria"/>
-          <w:sz w:val="23"/>
-          <w:szCs w:val="23"/>
+        <w:rPr>
+          <w:rFonts w:ascii="Cambria" w:hAnsi="Cambria"/>
+          <w:sz w:val="22"/>
+          <w:szCs w:val="22"/>
+        </w:rPr>
+      </w:pPr>
+      <w:r>
+        <w:rPr>
+          <w:rFonts w:ascii="Cambria" w:hAnsi="Cambria"/>
+          <w:sz w:val="22"/>
+          <w:szCs w:val="22"/>
         </w:rPr>
         <w:t>Iron Galaxy Studios</w:t>
         <w:tab/>
@@ -241,8 +236,8 @@
         <w:rPr>
           <w:rFonts w:ascii="Cambria" w:hAnsi="Cambria"/>
           <w:b/>
-          <w:sz w:val="23"/>
-          <w:szCs w:val="23"/>
+          <w:sz w:val="22"/>
+          <w:szCs w:val="22"/>
         </w:rPr>
         <w:t>October 2023 – April 2026</w:t>
       </w:r>
@@ -255,14 +250,18 @@
           <w:tab w:val="left" w:pos="7116" w:leader="none"/>
         </w:tabs>
         <w:spacing w:lineRule="auto" w:line="276" w:before="0" w:after="0"/>
-        <w:rPr/>
-      </w:pPr>
-      <w:r>
-        <w:rPr>
-          <w:rFonts w:ascii="Cambria" w:hAnsi="Cambria"/>
-          <w:b/>
-          <w:sz w:val="23"/>
-          <w:szCs w:val="23"/>
+        <w:rPr>
+          <w:rFonts w:ascii="Cambria" w:hAnsi="Cambria"/>
+          <w:sz w:val="22"/>
+          <w:szCs w:val="22"/>
+        </w:rPr>
+      </w:pPr>
+      <w:r>
+        <w:rPr>
+          <w:rFonts w:ascii="Cambria" w:hAnsi="Cambria"/>
+          <w:b/>
+          <w:sz w:val="22"/>
+          <w:szCs w:val="22"/>
         </w:rPr>
         <w:t>Software Engineer</w:t>
       </w:r>
@@ -273,7 +272,7 @@
         <w:widowControl/>
         <w:numPr>
           <w:ilvl w:val="0"/>
-          <w:numId w:val="2"/>
+          <w:numId w:val="1"/>
         </w:numPr>
         <w:tabs>
           <w:tab w:val="clear" w:pos="720"/>
@@ -283,288 +282,168 @@
         <w:spacing w:lineRule="auto" w:line="276" w:before="0" w:after="0"/>
         <w:contextualSpacing/>
         <w:jc w:val="start"/>
-        <w:rPr/>
+        <w:rPr>
+          <w:rFonts w:ascii="Cambria" w:hAnsi="Cambria"/>
+          <w:sz w:val="22"/>
+          <w:szCs w:val="22"/>
+        </w:rPr>
       </w:pPr>
       <w:r>
         <w:rPr>
           <w:rFonts w:eastAsia="Calibri" w:ascii="Cambria" w:hAnsi="Cambria"/>
           <w:b w:val="false"/>
           <w:bCs w:val="false"/>
-          <w:sz w:val="23"/>
-          <w:szCs w:val="23"/>
+          <w:sz w:val="22"/>
+          <w:szCs w:val="22"/>
           <w:lang w:eastAsia="en-US"/>
         </w:rPr>
-        <w:t>Developed in both</w:t>
-      </w:r>
+        <w:t>Developed in both Unreal and various proprietary game engines using C++, both internally and with external partners, to update existing codebases and add new frontend and backend functionality</w:t>
+      </w:r>
+    </w:p>
+    <w:p>
+      <w:pPr>
+        <w:pStyle w:val="ListParagraph"/>
+        <w:widowControl/>
+        <w:numPr>
+          <w:ilvl w:val="0"/>
+          <w:numId w:val="1"/>
+        </w:numPr>
+        <w:tabs>
+          <w:tab w:val="clear" w:pos="720"/>
+          <w:tab w:val="left" w:pos="7116" w:leader="none"/>
+        </w:tabs>
+        <w:bidi w:val="0"/>
+        <w:spacing w:lineRule="auto" w:line="276" w:before="0" w:after="0"/>
+        <w:contextualSpacing/>
+        <w:jc w:val="start"/>
+        <w:rPr>
+          <w:rFonts w:ascii="Cambria" w:hAnsi="Cambria"/>
+          <w:sz w:val="22"/>
+          <w:szCs w:val="22"/>
+        </w:rPr>
+      </w:pPr>
+      <w:r>
+        <w:rPr>
+          <w:rFonts w:eastAsia="Calibri" w:ascii="Cambria" w:hAnsi="Cambria"/>
+          <w:sz w:val="22"/>
+          <w:szCs w:val="22"/>
+          <w:lang w:eastAsia="en-US"/>
+        </w:rPr>
+        <w:t xml:space="preserve">Acted as the principal developer on one of the major quality of life features on the </w:t>
+      </w:r>
+      <w:r>
+        <w:rPr>
+          <w:rFonts w:eastAsia="Calibri" w:ascii="Cambria" w:hAnsi="Cambria"/>
+          <w:i/>
+          <w:iCs/>
+          <w:sz w:val="22"/>
+          <w:szCs w:val="22"/>
+          <w:lang w:eastAsia="en-US"/>
+        </w:rPr>
+        <w:t>Diablo 2 Resurrected: Reign of the Warlock</w:t>
+      </w:r>
+      <w:r>
+        <w:rPr>
+          <w:rFonts w:eastAsia="Calibri" w:ascii="Cambria" w:hAnsi="Cambria"/>
+          <w:sz w:val="22"/>
+          <w:szCs w:val="22"/>
+          <w:lang w:eastAsia="en-US"/>
+        </w:rPr>
+        <w:t xml:space="preserve"> expansion, implementing both the required UI and backend changes. Assisted with the development of the other major quality of life features.</w:t>
+      </w:r>
+    </w:p>
+    <w:p>
+      <w:pPr>
+        <w:pStyle w:val="ListParagraph"/>
+        <w:widowControl/>
+        <w:numPr>
+          <w:ilvl w:val="0"/>
+          <w:numId w:val="1"/>
+        </w:numPr>
+        <w:tabs>
+          <w:tab w:val="clear" w:pos="720"/>
+          <w:tab w:val="left" w:pos="7116" w:leader="none"/>
+        </w:tabs>
+        <w:bidi w:val="0"/>
+        <w:spacing w:lineRule="auto" w:line="276" w:before="0" w:after="0"/>
+        <w:contextualSpacing/>
+        <w:jc w:val="start"/>
+        <w:rPr>
+          <w:rFonts w:ascii="Cambria" w:hAnsi="Cambria"/>
+          <w:sz w:val="22"/>
+          <w:szCs w:val="22"/>
+        </w:rPr>
+      </w:pPr>
+      <w:r>
+        <w:rPr>
+          <w:rFonts w:eastAsia="Calibri" w:ascii="Cambria" w:hAnsi="Cambria"/>
+          <w:sz w:val="22"/>
+          <w:szCs w:val="22"/>
+          <w:lang w:eastAsia="en-US"/>
+        </w:rPr>
+        <w:t xml:space="preserve">Updated </w:t>
+      </w:r>
+      <w:r>
+        <w:rPr>
+          <w:rFonts w:eastAsia="Calibri" w:ascii="Cambria" w:hAnsi="Cambria"/>
+          <w:i/>
+          <w:iCs/>
+          <w:sz w:val="22"/>
+          <w:szCs w:val="22"/>
+          <w:lang w:eastAsia="en-US"/>
+        </w:rPr>
+        <w:t xml:space="preserve">Call of Duty: Black Ops 1/2/3 </w:t>
+      </w:r>
+      <w:r>
+        <w:rPr>
+          <w:rFonts w:eastAsia="Calibri" w:ascii="Cambria" w:hAnsi="Cambria"/>
+          <w:i w:val="false"/>
+          <w:iCs w:val="false"/>
+          <w:sz w:val="22"/>
+          <w:szCs w:val="22"/>
+          <w:lang w:eastAsia="en-US"/>
+        </w:rPr>
+        <w:t xml:space="preserve">in collaboration with Activision </w:t>
+      </w:r>
+      <w:r>
+        <w:rPr>
+          <w:rFonts w:eastAsia="Calibri" w:ascii="Cambria" w:hAnsi="Cambria"/>
+          <w:sz w:val="22"/>
+          <w:szCs w:val="22"/>
+          <w:lang w:eastAsia="en-US"/>
+        </w:rPr>
+        <w:t>to use the Microsoft GDK for their addition to the Microsoft Store. Added required features like handling user privileges, UGC, and game invites</w:t>
+      </w:r>
+    </w:p>
+    <w:p>
+      <w:pPr>
+        <w:pStyle w:val="ListParagraph"/>
+        <w:widowControl/>
+        <w:numPr>
+          <w:ilvl w:val="0"/>
+          <w:numId w:val="1"/>
+        </w:numPr>
+        <w:tabs>
+          <w:tab w:val="clear" w:pos="720"/>
+          <w:tab w:val="left" w:pos="7116" w:leader="none"/>
+        </w:tabs>
+        <w:bidi w:val="0"/>
+        <w:spacing w:lineRule="auto" w:line="276" w:before="0" w:after="0"/>
+        <w:contextualSpacing/>
+        <w:jc w:val="start"/>
+        <w:rPr>
+          <w:rFonts w:ascii="Cambria" w:hAnsi="Cambria"/>
+          <w:sz w:val="22"/>
+          <w:szCs w:val="22"/>
+        </w:rPr>
+      </w:pPr>
       <w:r>
         <w:rPr>
           <w:rFonts w:eastAsia="Calibri" w:ascii="Cambria" w:hAnsi="Cambria"/>
           <w:b w:val="false"/>
           <w:bCs w:val="false"/>
-          <w:sz w:val="23"/>
-          <w:szCs w:val="23"/>
-          <w:lang w:eastAsia="en-US"/>
-        </w:rPr>
-        <w:t xml:space="preserve"> Unreal and various proprietary game engines, </w:t>
-      </w:r>
-      <w:r>
-        <w:rPr>
-          <w:rFonts w:eastAsia="Calibri" w:ascii="Cambria" w:hAnsi="Cambria"/>
-          <w:b w:val="false"/>
-          <w:bCs w:val="false"/>
-          <w:sz w:val="23"/>
-          <w:szCs w:val="23"/>
-          <w:lang w:eastAsia="en-US"/>
-        </w:rPr>
-        <w:t>both internally and with external partners,</w:t>
-      </w:r>
-      <w:r>
-        <w:rPr>
-          <w:rFonts w:eastAsia="Calibri" w:ascii="Cambria" w:hAnsi="Cambria"/>
-          <w:b w:val="false"/>
-          <w:bCs w:val="false"/>
-          <w:sz w:val="23"/>
-          <w:szCs w:val="23"/>
-          <w:lang w:eastAsia="en-US"/>
-        </w:rPr>
-        <w:t xml:space="preserve"> to update existing </w:t>
-      </w:r>
-      <w:r>
-        <w:rPr>
-          <w:rFonts w:eastAsia="Calibri" w:ascii="Cambria" w:hAnsi="Cambria"/>
-          <w:b w:val="false"/>
-          <w:bCs w:val="false"/>
-          <w:sz w:val="23"/>
-          <w:szCs w:val="23"/>
-          <w:lang w:eastAsia="en-US"/>
-        </w:rPr>
-        <w:t>code</w:t>
-      </w:r>
-      <w:r>
-        <w:rPr>
-          <w:rFonts w:eastAsia="Calibri" w:ascii="Cambria" w:hAnsi="Cambria"/>
-          <w:b w:val="false"/>
-          <w:bCs w:val="false"/>
-          <w:sz w:val="23"/>
-          <w:szCs w:val="23"/>
-          <w:lang w:eastAsia="en-US"/>
-        </w:rPr>
-        <w:t>bases and add new frontend and backend functionality</w:t>
-      </w:r>
-    </w:p>
-    <w:p>
-      <w:pPr>
-        <w:pStyle w:val="ListParagraph"/>
-        <w:widowControl/>
-        <w:numPr>
-          <w:ilvl w:val="0"/>
-          <w:numId w:val="2"/>
-        </w:numPr>
-        <w:tabs>
-          <w:tab w:val="clear" w:pos="720"/>
-          <w:tab w:val="left" w:pos="7116" w:leader="none"/>
-        </w:tabs>
-        <w:bidi w:val="0"/>
-        <w:spacing w:lineRule="auto" w:line="276" w:before="0" w:after="0"/>
-        <w:contextualSpacing/>
-        <w:jc w:val="start"/>
-        <w:rPr/>
-      </w:pPr>
-      <w:r>
-        <w:rPr>
-          <w:rFonts w:eastAsia="Calibri" w:ascii="Cambria" w:hAnsi="Cambria"/>
-          <w:sz w:val="23"/>
-          <w:szCs w:val="23"/>
-          <w:lang w:eastAsia="en-US"/>
-        </w:rPr>
-        <w:t>Acted as the principal developer on one of the major</w:t>
-      </w:r>
-      <w:r>
-        <w:rPr>
-          <w:rFonts w:eastAsia="Calibri" w:ascii="Cambria" w:hAnsi="Cambria"/>
-          <w:sz w:val="23"/>
-          <w:szCs w:val="23"/>
-          <w:lang w:eastAsia="en-US"/>
-        </w:rPr>
-        <w:t xml:space="preserve"> quality of life features on the </w:t>
-      </w:r>
-      <w:r>
-        <w:rPr>
-          <w:rFonts w:eastAsia="Calibri" w:ascii="Cambria" w:hAnsi="Cambria"/>
-          <w:i/>
-          <w:iCs/>
-          <w:sz w:val="23"/>
-          <w:szCs w:val="23"/>
-          <w:lang w:eastAsia="en-US"/>
-        </w:rPr>
-        <w:t>Diablo 2 Resurrected: Reign of the Warlock</w:t>
-      </w:r>
-      <w:r>
-        <w:rPr>
-          <w:rFonts w:eastAsia="Calibri" w:ascii="Cambria" w:hAnsi="Cambria"/>
-          <w:sz w:val="23"/>
-          <w:szCs w:val="23"/>
-          <w:lang w:eastAsia="en-US"/>
-        </w:rPr>
-        <w:t xml:space="preserve"> expansion, </w:t>
-      </w:r>
-      <w:r>
-        <w:rPr>
-          <w:rFonts w:eastAsia="Calibri" w:ascii="Cambria" w:hAnsi="Cambria"/>
-          <w:sz w:val="23"/>
-          <w:szCs w:val="23"/>
-          <w:lang w:eastAsia="en-US"/>
-        </w:rPr>
-        <w:t>implementing both the required UI and backend changes. Assisted with the development of the other major quality of life features.</w:t>
-      </w:r>
-    </w:p>
-    <w:p>
-      <w:pPr>
-        <w:pStyle w:val="ListParagraph"/>
-        <w:widowControl/>
-        <w:numPr>
-          <w:ilvl w:val="0"/>
-          <w:numId w:val="2"/>
-        </w:numPr>
-        <w:tabs>
-          <w:tab w:val="clear" w:pos="720"/>
-          <w:tab w:val="left" w:pos="7116" w:leader="none"/>
-        </w:tabs>
-        <w:bidi w:val="0"/>
-        <w:spacing w:lineRule="auto" w:line="276" w:before="0" w:after="0"/>
-        <w:contextualSpacing/>
-        <w:jc w:val="start"/>
-        <w:rPr/>
-      </w:pPr>
-      <w:r>
-        <w:rPr>
-          <w:rFonts w:eastAsia="Calibri" w:ascii="Cambria" w:hAnsi="Cambria"/>
-          <w:sz w:val="23"/>
-          <w:szCs w:val="23"/>
-          <w:lang w:eastAsia="en-US"/>
-        </w:rPr>
-        <w:t>U</w:t>
-      </w:r>
-      <w:r>
-        <w:rPr>
-          <w:rFonts w:eastAsia="Calibri" w:ascii="Cambria" w:hAnsi="Cambria"/>
-          <w:sz w:val="23"/>
-          <w:szCs w:val="23"/>
-          <w:lang w:eastAsia="en-US"/>
-        </w:rPr>
-        <w:t>pdate</w:t>
-      </w:r>
-      <w:r>
-        <w:rPr>
-          <w:rFonts w:eastAsia="Calibri" w:ascii="Cambria" w:hAnsi="Cambria"/>
-          <w:sz w:val="23"/>
-          <w:szCs w:val="23"/>
-          <w:lang w:eastAsia="en-US"/>
-        </w:rPr>
-        <w:t>d</w:t>
-      </w:r>
-      <w:r>
-        <w:rPr>
-          <w:rFonts w:eastAsia="Calibri" w:ascii="Cambria" w:hAnsi="Cambria"/>
-          <w:sz w:val="23"/>
-          <w:szCs w:val="23"/>
-          <w:lang w:eastAsia="en-US"/>
-        </w:rPr>
-        <w:t xml:space="preserve"> </w:t>
-      </w:r>
-      <w:r>
-        <w:rPr>
-          <w:rFonts w:eastAsia="Calibri" w:ascii="Cambria" w:hAnsi="Cambria"/>
-          <w:i/>
-          <w:iCs/>
-          <w:sz w:val="23"/>
-          <w:szCs w:val="23"/>
-          <w:lang w:eastAsia="en-US"/>
-        </w:rPr>
-        <w:t xml:space="preserve">Call of Duty: Black Ops 1/2/3 </w:t>
-      </w:r>
-      <w:r>
-        <w:rPr>
-          <w:rFonts w:eastAsia="Calibri" w:ascii="Cambria" w:hAnsi="Cambria"/>
-          <w:i w:val="false"/>
-          <w:iCs w:val="false"/>
-          <w:sz w:val="23"/>
-          <w:szCs w:val="23"/>
-          <w:lang w:eastAsia="en-US"/>
-        </w:rPr>
-        <w:t xml:space="preserve">in collaboration with Activision </w:t>
-      </w:r>
-      <w:r>
-        <w:rPr>
-          <w:rFonts w:eastAsia="Calibri" w:ascii="Cambria" w:hAnsi="Cambria"/>
-          <w:sz w:val="23"/>
-          <w:szCs w:val="23"/>
-          <w:lang w:eastAsia="en-US"/>
-        </w:rPr>
-        <w:t xml:space="preserve">to use the Microsoft GDK for their addition to the Microsoft Store. </w:t>
-      </w:r>
-      <w:r>
-        <w:rPr>
-          <w:rFonts w:eastAsia="Calibri" w:ascii="Cambria" w:hAnsi="Cambria"/>
-          <w:sz w:val="23"/>
-          <w:szCs w:val="23"/>
-          <w:lang w:eastAsia="en-US"/>
-        </w:rPr>
-        <w:t>A</w:t>
-      </w:r>
-      <w:r>
-        <w:rPr>
-          <w:rFonts w:eastAsia="Calibri" w:ascii="Cambria" w:hAnsi="Cambria"/>
-          <w:sz w:val="23"/>
-          <w:szCs w:val="23"/>
-          <w:lang w:eastAsia="en-US"/>
-        </w:rPr>
-        <w:t>dd</w:t>
-      </w:r>
-      <w:r>
-        <w:rPr>
-          <w:rFonts w:eastAsia="Calibri" w:ascii="Cambria" w:hAnsi="Cambria"/>
-          <w:sz w:val="23"/>
-          <w:szCs w:val="23"/>
-          <w:lang w:eastAsia="en-US"/>
-        </w:rPr>
-        <w:t>ed</w:t>
-      </w:r>
-      <w:r>
-        <w:rPr>
-          <w:rFonts w:eastAsia="Calibri" w:ascii="Cambria" w:hAnsi="Cambria"/>
-          <w:sz w:val="23"/>
-          <w:szCs w:val="23"/>
-          <w:lang w:eastAsia="en-US"/>
-        </w:rPr>
-        <w:t xml:space="preserve"> required features like handling user privileges, UGC, and game invites</w:t>
-      </w:r>
-    </w:p>
-    <w:p>
-      <w:pPr>
-        <w:pStyle w:val="ListParagraph"/>
-        <w:widowControl/>
-        <w:numPr>
-          <w:ilvl w:val="0"/>
-          <w:numId w:val="2"/>
-        </w:numPr>
-        <w:tabs>
-          <w:tab w:val="clear" w:pos="720"/>
-          <w:tab w:val="left" w:pos="7116" w:leader="none"/>
-        </w:tabs>
-        <w:bidi w:val="0"/>
-        <w:spacing w:lineRule="auto" w:line="276" w:before="0" w:after="0"/>
-        <w:contextualSpacing/>
-        <w:jc w:val="start"/>
-        <w:rPr/>
-      </w:pPr>
-      <w:r>
-        <w:rPr>
-          <w:rFonts w:eastAsia="Calibri" w:ascii="Cambria" w:hAnsi="Cambria"/>
-          <w:b w:val="false"/>
-          <w:bCs w:val="false"/>
-          <w:sz w:val="23"/>
-          <w:szCs w:val="23"/>
+          <w:sz w:val="22"/>
+          <w:szCs w:val="22"/>
           <w:lang w:eastAsia="en-US"/>
         </w:rPr>
         <w:t>Created documentation for use by both internal and external teams, that was used to ramp up new members onto the project</w:t>
@@ -589,16 +468,16 @@
         <w:jc w:val="start"/>
         <w:rPr>
           <w:rFonts w:ascii="Cambria" w:hAnsi="Cambria" w:eastAsia="Calibri"/>
-          <w:sz w:val="23"/>
-          <w:szCs w:val="23"/>
+          <w:sz w:val="22"/>
+          <w:szCs w:val="22"/>
           <w:lang w:eastAsia="en-US"/>
         </w:rPr>
       </w:pPr>
       <w:r>
         <w:rPr>
           <w:rFonts w:eastAsia="Calibri" w:ascii="Cambria" w:hAnsi="Cambria"/>
-          <w:sz w:val="23"/>
-          <w:szCs w:val="23"/>
+          <w:sz w:val="22"/>
+          <w:szCs w:val="22"/>
           <w:lang w:eastAsia="en-US"/>
         </w:rPr>
       </w:r>
@@ -611,13 +490,17 @@
           <w:tab w:val="left" w:pos="7116" w:leader="none"/>
         </w:tabs>
         <w:spacing w:lineRule="auto" w:line="276" w:before="0" w:after="0"/>
-        <w:rPr/>
-      </w:pPr>
-      <w:r>
-        <w:rPr>
-          <w:rFonts w:ascii="Cambria" w:hAnsi="Cambria"/>
-          <w:sz w:val="23"/>
-          <w:szCs w:val="23"/>
+        <w:rPr>
+          <w:rFonts w:ascii="Cambria" w:hAnsi="Cambria"/>
+          <w:sz w:val="22"/>
+          <w:szCs w:val="22"/>
+        </w:rPr>
+      </w:pPr>
+      <w:r>
+        <w:rPr>
+          <w:rFonts w:ascii="Cambria" w:hAnsi="Cambria"/>
+          <w:sz w:val="22"/>
+          <w:szCs w:val="22"/>
         </w:rPr>
         <w:t>ProActive Technologies Inc.</w:t>
         <w:tab/>
@@ -628,8 +511,8 @@
         <w:rPr>
           <w:rFonts w:ascii="Cambria" w:hAnsi="Cambria"/>
           <w:b/>
-          <w:sz w:val="23"/>
-          <w:szCs w:val="23"/>
+          <w:sz w:val="22"/>
+          <w:szCs w:val="22"/>
         </w:rPr>
         <w:t>August 2018 – October 2023</w:t>
       </w:r>
@@ -642,14 +525,18 @@
           <w:tab w:val="left" w:pos="7116" w:leader="none"/>
         </w:tabs>
         <w:spacing w:lineRule="auto" w:line="276" w:before="0" w:after="0"/>
-        <w:rPr/>
-      </w:pPr>
-      <w:r>
-        <w:rPr>
-          <w:rFonts w:ascii="Cambria" w:hAnsi="Cambria"/>
-          <w:b/>
-          <w:sz w:val="23"/>
-          <w:szCs w:val="23"/>
+        <w:rPr>
+          <w:rFonts w:ascii="Cambria" w:hAnsi="Cambria"/>
+          <w:sz w:val="22"/>
+          <w:szCs w:val="22"/>
+        </w:rPr>
+      </w:pPr>
+      <w:r>
+        <w:rPr>
+          <w:rFonts w:ascii="Cambria" w:hAnsi="Cambria"/>
+          <w:b/>
+          <w:sz w:val="22"/>
+          <w:szCs w:val="22"/>
         </w:rPr>
         <w:t>Software Engineer II</w:t>
       </w:r>
@@ -659,7 +546,7 @@
         <w:pStyle w:val="ListParagraph"/>
         <w:numPr>
           <w:ilvl w:val="0"/>
-          <w:numId w:val="2"/>
+          <w:numId w:val="1"/>
         </w:numPr>
         <w:tabs>
           <w:tab w:val="clear" w:pos="720"/>
@@ -667,13 +554,17 @@
         </w:tabs>
         <w:spacing w:lineRule="auto" w:line="276" w:before="0" w:after="0"/>
         <w:contextualSpacing/>
-        <w:rPr/>
-      </w:pPr>
-      <w:r>
-        <w:rPr>
-          <w:rFonts w:ascii="Cambria" w:hAnsi="Cambria"/>
-          <w:sz w:val="23"/>
-          <w:szCs w:val="23"/>
+        <w:rPr>
+          <w:rFonts w:ascii="Cambria" w:hAnsi="Cambria"/>
+          <w:sz w:val="22"/>
+          <w:szCs w:val="22"/>
+        </w:rPr>
+      </w:pPr>
+      <w:r>
+        <w:rPr>
+          <w:rFonts w:ascii="Cambria" w:hAnsi="Cambria"/>
+          <w:sz w:val="22"/>
+          <w:szCs w:val="22"/>
         </w:rPr>
         <w:t>Created 3D simulation projects using Unity and WPF aimed at helping train students for multiple different military projects</w:t>
       </w:r>
@@ -683,7 +574,7 @@
         <w:pStyle w:val="ListParagraph"/>
         <w:numPr>
           <w:ilvl w:val="0"/>
-          <w:numId w:val="2"/>
+          <w:numId w:val="1"/>
         </w:numPr>
         <w:tabs>
           <w:tab w:val="clear" w:pos="720"/>
@@ -691,15 +582,19 @@
         </w:tabs>
         <w:spacing w:lineRule="auto" w:line="276" w:before="0" w:after="0"/>
         <w:contextualSpacing/>
-        <w:rPr/>
-      </w:pPr>
-      <w:r>
-        <w:rPr>
-          <w:rFonts w:ascii="Cambria" w:hAnsi="Cambria"/>
-          <w:sz w:val="23"/>
-          <w:szCs w:val="23"/>
-        </w:rPr>
-        <w:t>Developed and maintained the full range of systems available with teams of 5 to 20 people, contributing to the procedure simulation logic model, Instructor and Student interfaces, and the networking code used by multiplayer training simulations, among others</w:t>
+        <w:rPr>
+          <w:rFonts w:ascii="Cambria" w:hAnsi="Cambria"/>
+          <w:sz w:val="22"/>
+          <w:szCs w:val="22"/>
+        </w:rPr>
+      </w:pPr>
+      <w:r>
+        <w:rPr>
+          <w:rFonts w:ascii="Cambria" w:hAnsi="Cambria"/>
+          <w:sz w:val="22"/>
+          <w:szCs w:val="22"/>
+        </w:rPr>
+        <w:t>Worked on multiple kinds of training simulations, ranging from flat touchscreen based trainers, to cockpit simulations</w:t>
       </w:r>
     </w:p>
     <w:p>
@@ -707,7 +602,7 @@
         <w:pStyle w:val="ListParagraph"/>
         <w:numPr>
           <w:ilvl w:val="0"/>
-          <w:numId w:val="2"/>
+          <w:numId w:val="1"/>
         </w:numPr>
         <w:tabs>
           <w:tab w:val="clear" w:pos="720"/>
@@ -715,15 +610,19 @@
         </w:tabs>
         <w:spacing w:lineRule="auto" w:line="276" w:before="0" w:after="0"/>
         <w:contextualSpacing/>
-        <w:rPr/>
-      </w:pPr>
-      <w:r>
-        <w:rPr>
-          <w:rFonts w:ascii="Cambria" w:hAnsi="Cambria"/>
-          <w:sz w:val="23"/>
-          <w:szCs w:val="23"/>
-        </w:rPr>
-        <w:t>Designed the base level of networking and simulation architecture for a smaller project, beginning the project alone and working to mentor other engineers as they were added to the project to ensure the architecture was followed</w:t>
+        <w:rPr>
+          <w:rFonts w:ascii="Cambria" w:hAnsi="Cambria"/>
+          <w:sz w:val="22"/>
+          <w:szCs w:val="22"/>
+        </w:rPr>
+      </w:pPr>
+      <w:r>
+        <w:rPr>
+          <w:rFonts w:ascii="Cambria" w:hAnsi="Cambria"/>
+          <w:sz w:val="22"/>
+          <w:szCs w:val="22"/>
+        </w:rPr>
+        <w:t>Developed and maintained the full range of systems available with teams of 5 to 20 people, contributing to the procedure simulation logic model, Instructor and Student interfaces, and the networking code used by multiplayer training simulations, among others</w:t>
       </w:r>
     </w:p>
     <w:p>
@@ -731,7 +630,7 @@
         <w:pStyle w:val="ListParagraph"/>
         <w:numPr>
           <w:ilvl w:val="0"/>
-          <w:numId w:val="2"/>
+          <w:numId w:val="1"/>
         </w:numPr>
         <w:tabs>
           <w:tab w:val="clear" w:pos="720"/>
@@ -739,15 +638,19 @@
         </w:tabs>
         <w:spacing w:lineRule="auto" w:line="276" w:before="0" w:after="0"/>
         <w:contextualSpacing/>
-        <w:rPr/>
-      </w:pPr>
-      <w:r>
-        <w:rPr>
-          <w:rFonts w:ascii="Cambria" w:hAnsi="Cambria"/>
-          <w:sz w:val="23"/>
-          <w:szCs w:val="23"/>
-        </w:rPr>
-        <w:t xml:space="preserve">Fulfilled sub lead responsibilities for a team of more than 20 engineers, and assumed complete lead responsibilities when the acting project lead was unavailable </w:t>
+        <w:rPr>
+          <w:rFonts w:ascii="Cambria" w:hAnsi="Cambria"/>
+          <w:sz w:val="22"/>
+          <w:szCs w:val="22"/>
+        </w:rPr>
+      </w:pPr>
+      <w:r>
+        <w:rPr>
+          <w:rFonts w:ascii="Cambria" w:hAnsi="Cambria"/>
+          <w:sz w:val="22"/>
+          <w:szCs w:val="22"/>
+        </w:rPr>
+        <w:t>Designed the base level of networking and simulation architecture for a smaller project, beginning the project alone and working to mentor other engineers as they were added to the project to ensure the architecture was followed</w:t>
       </w:r>
     </w:p>
     <w:p>
@@ -755,7 +658,7 @@
         <w:pStyle w:val="ListParagraph"/>
         <w:numPr>
           <w:ilvl w:val="0"/>
-          <w:numId w:val="2"/>
+          <w:numId w:val="1"/>
         </w:numPr>
         <w:tabs>
           <w:tab w:val="clear" w:pos="720"/>
@@ -763,15 +666,19 @@
         </w:tabs>
         <w:spacing w:lineRule="auto" w:line="276" w:before="0" w:after="0"/>
         <w:contextualSpacing/>
-        <w:rPr/>
-      </w:pPr>
-      <w:r>
-        <w:rPr>
-          <w:rFonts w:ascii="Cambria" w:hAnsi="Cambria"/>
-          <w:sz w:val="23"/>
-          <w:szCs w:val="23"/>
-        </w:rPr>
-        <w:t>Worked on the MRTS SDK team, which was used as a base for multiple other simulation projects both internally and externally</w:t>
+        <w:rPr>
+          <w:rFonts w:ascii="Cambria" w:hAnsi="Cambria"/>
+          <w:sz w:val="22"/>
+          <w:szCs w:val="22"/>
+        </w:rPr>
+      </w:pPr>
+      <w:r>
+        <w:rPr>
+          <w:rFonts w:ascii="Cambria" w:hAnsi="Cambria"/>
+          <w:sz w:val="22"/>
+          <w:szCs w:val="22"/>
+        </w:rPr>
+        <w:t xml:space="preserve">Fulfilled sub lead responsibilities for a team of more than 20 engineers, and assumed complete lead responsibilities when the acting project lead was unavailable </w:t>
       </w:r>
     </w:p>
     <w:p>
@@ -779,7 +686,7 @@
         <w:pStyle w:val="ListParagraph"/>
         <w:numPr>
           <w:ilvl w:val="0"/>
-          <w:numId w:val="2"/>
+          <w:numId w:val="1"/>
         </w:numPr>
         <w:tabs>
           <w:tab w:val="clear" w:pos="720"/>
@@ -787,13 +694,45 @@
         </w:tabs>
         <w:spacing w:lineRule="auto" w:line="276" w:before="0" w:after="0"/>
         <w:contextualSpacing/>
-        <w:rPr/>
-      </w:pPr>
-      <w:r>
-        <w:rPr>
-          <w:rFonts w:ascii="Cambria" w:hAnsi="Cambria"/>
-          <w:sz w:val="23"/>
-          <w:szCs w:val="23"/>
+        <w:rPr>
+          <w:rFonts w:ascii="Cambria" w:hAnsi="Cambria"/>
+          <w:sz w:val="22"/>
+          <w:szCs w:val="22"/>
+        </w:rPr>
+      </w:pPr>
+      <w:r>
+        <w:rPr>
+          <w:rFonts w:ascii="Cambria" w:hAnsi="Cambria"/>
+          <w:sz w:val="22"/>
+          <w:szCs w:val="22"/>
+        </w:rPr>
+        <w:t>Worked on the MRTS SDK team, which was used as a base for multiple other simulation projects both internally and externally</w:t>
+      </w:r>
+    </w:p>
+    <w:p>
+      <w:pPr>
+        <w:pStyle w:val="ListParagraph"/>
+        <w:numPr>
+          <w:ilvl w:val="0"/>
+          <w:numId w:val="1"/>
+        </w:numPr>
+        <w:tabs>
+          <w:tab w:val="clear" w:pos="720"/>
+          <w:tab w:val="left" w:pos="7116" w:leader="none"/>
+        </w:tabs>
+        <w:spacing w:lineRule="auto" w:line="276" w:before="0" w:after="0"/>
+        <w:contextualSpacing/>
+        <w:rPr>
+          <w:rFonts w:ascii="Cambria" w:hAnsi="Cambria"/>
+          <w:sz w:val="22"/>
+          <w:szCs w:val="22"/>
+        </w:rPr>
+      </w:pPr>
+      <w:r>
+        <w:rPr>
+          <w:rFonts w:ascii="Cambria" w:hAnsi="Cambria"/>
+          <w:sz w:val="22"/>
+          <w:szCs w:val="22"/>
         </w:rPr>
         <w:t xml:space="preserve">Acted as an expert for the SDK, consulting with other developers and mentoring them on </w:t>
       </w:r>
@@ -802,8 +741,8 @@
           <w:rFonts w:ascii="Cambria" w:hAnsi="Cambria"/>
           <w:b w:val="false"/>
           <w:bCs w:val="false"/>
-          <w:sz w:val="23"/>
-          <w:szCs w:val="23"/>
+          <w:sz w:val="22"/>
+          <w:szCs w:val="22"/>
         </w:rPr>
         <w:t>best use</w:t>
       </w:r>
@@ -813,7 +752,7 @@
         <w:pStyle w:val="ListParagraph"/>
         <w:numPr>
           <w:ilvl w:val="0"/>
-          <w:numId w:val="2"/>
+          <w:numId w:val="1"/>
         </w:numPr>
         <w:tabs>
           <w:tab w:val="clear" w:pos="720"/>
@@ -821,13 +760,17 @@
         </w:tabs>
         <w:spacing w:lineRule="auto" w:line="276" w:before="0" w:after="0"/>
         <w:contextualSpacing/>
-        <w:rPr/>
-      </w:pPr>
-      <w:r>
-        <w:rPr>
-          <w:rFonts w:ascii="Cambria" w:hAnsi="Cambria"/>
-          <w:sz w:val="23"/>
-          <w:szCs w:val="23"/>
+        <w:rPr>
+          <w:rFonts w:ascii="Cambria" w:hAnsi="Cambria"/>
+          <w:sz w:val="22"/>
+          <w:szCs w:val="22"/>
+        </w:rPr>
+      </w:pPr>
+      <w:r>
+        <w:rPr>
+          <w:rFonts w:ascii="Cambria" w:hAnsi="Cambria"/>
+          <w:sz w:val="22"/>
+          <w:szCs w:val="22"/>
         </w:rPr>
         <w:t>Wrote documentation for various projects, both for local developers and end users</w:t>
       </w:r>
@@ -837,7 +780,7 @@
         <w:pStyle w:val="ListParagraph"/>
         <w:numPr>
           <w:ilvl w:val="0"/>
-          <w:numId w:val="2"/>
+          <w:numId w:val="1"/>
         </w:numPr>
         <w:tabs>
           <w:tab w:val="clear" w:pos="720"/>
@@ -845,23 +788,19 @@
         </w:tabs>
         <w:spacing w:lineRule="auto" w:line="276" w:before="0" w:after="0"/>
         <w:contextualSpacing/>
-        <w:rPr/>
-      </w:pPr>
-      <w:r>
-        <w:rPr>
-          <w:rFonts w:ascii="Cambria" w:hAnsi="Cambria"/>
-          <w:sz w:val="23"/>
-          <w:szCs w:val="23"/>
-        </w:rPr>
-        <w:t xml:space="preserve">Worked through </w:t>
-      </w:r>
-      <w:r>
-        <w:rPr>
-          <w:rFonts w:ascii="Cambria" w:hAnsi="Cambria"/>
-          <w:sz w:val="23"/>
-          <w:szCs w:val="23"/>
-        </w:rPr>
-        <w:t>the full life cycle of multiple projects, from requirements analysis to customer delivery</w:t>
+        <w:rPr>
+          <w:rFonts w:ascii="Cambria" w:hAnsi="Cambria"/>
+          <w:sz w:val="22"/>
+          <w:szCs w:val="22"/>
+        </w:rPr>
+      </w:pPr>
+      <w:r>
+        <w:rPr>
+          <w:rFonts w:ascii="Cambria" w:hAnsi="Cambria"/>
+          <w:sz w:val="22"/>
+          <w:szCs w:val="22"/>
+        </w:rPr>
+        <w:t>Worked through the full life cycle of multiple projects, from requirements analysis to customer delivery</w:t>
       </w:r>
     </w:p>
     <w:p>
@@ -869,7 +808,7 @@
         <w:pStyle w:val="ListParagraph"/>
         <w:numPr>
           <w:ilvl w:val="0"/>
-          <w:numId w:val="2"/>
+          <w:numId w:val="1"/>
         </w:numPr>
         <w:tabs>
           <w:tab w:val="clear" w:pos="720"/>
@@ -877,14 +816,18 @@
         </w:tabs>
         <w:spacing w:lineRule="auto" w:line="276" w:before="0" w:after="0"/>
         <w:contextualSpacing/>
-        <w:rPr/>
+        <w:rPr>
+          <w:rFonts w:ascii="Cambria" w:hAnsi="Cambria"/>
+          <w:sz w:val="22"/>
+          <w:szCs w:val="22"/>
+        </w:rPr>
       </w:pPr>
       <w:r>
         <w:rPr>
           <w:rFonts w:ascii="Cambria" w:hAnsi="Cambria"/>
           <w:bCs/>
-          <w:sz w:val="23"/>
-          <w:szCs w:val="23"/>
+          <w:sz w:val="22"/>
+          <w:szCs w:val="22"/>
         </w:rPr>
         <w:t>Interfaced regularly with the end customer to both clarify requirements and demonstrate current development progress</w:t>
       </w:r>
@@ -901,34 +844,38 @@
         <w:rPr>
           <w:rFonts w:ascii="Cambria" w:hAnsi="Cambria"/>
           <w:b/>
-          <w:sz w:val="23"/>
-          <w:szCs w:val="23"/>
-        </w:rPr>
-      </w:pPr>
-      <w:r>
-        <w:rPr>
-          <w:rFonts w:ascii="Cambria" w:hAnsi="Cambria"/>
-          <w:b/>
-          <w:sz w:val="23"/>
-          <w:szCs w:val="23"/>
-        </w:rPr>
-      </w:r>
-    </w:p>
-    <w:p>
-      <w:pPr>
-        <w:pStyle w:val="Normal"/>
-        <w:tabs>
-          <w:tab w:val="clear" w:pos="720"/>
-          <w:tab w:val="left" w:pos="7116" w:leader="none"/>
-        </w:tabs>
-        <w:spacing w:lineRule="auto" w:line="276" w:before="0" w:after="0"/>
-        <w:rPr/>
-      </w:pPr>
-      <w:r>
-        <w:rPr>
-          <w:rFonts w:ascii="Cambria" w:hAnsi="Cambria"/>
-          <w:sz w:val="23"/>
-          <w:szCs w:val="23"/>
+          <w:sz w:val="22"/>
+          <w:szCs w:val="22"/>
+        </w:rPr>
+      </w:pPr>
+      <w:r>
+        <w:rPr>
+          <w:rFonts w:ascii="Cambria" w:hAnsi="Cambria"/>
+          <w:b/>
+          <w:sz w:val="22"/>
+          <w:szCs w:val="22"/>
+        </w:rPr>
+      </w:r>
+    </w:p>
+    <w:p>
+      <w:pPr>
+        <w:pStyle w:val="Normal"/>
+        <w:tabs>
+          <w:tab w:val="clear" w:pos="720"/>
+          <w:tab w:val="left" w:pos="7116" w:leader="none"/>
+        </w:tabs>
+        <w:spacing w:lineRule="auto" w:line="276" w:before="0" w:after="0"/>
+        <w:rPr>
+          <w:rFonts w:ascii="Cambria" w:hAnsi="Cambria"/>
+          <w:sz w:val="22"/>
+          <w:szCs w:val="22"/>
+        </w:rPr>
+      </w:pPr>
+      <w:r>
+        <w:rPr>
+          <w:rFonts w:ascii="Cambria" w:hAnsi="Cambria"/>
+          <w:sz w:val="22"/>
+          <w:szCs w:val="22"/>
         </w:rPr>
         <w:t xml:space="preserve">FSU Computer Science Department   </w:t>
         <w:tab/>
@@ -938,8 +885,8 @@
         <w:rPr>
           <w:rFonts w:ascii="Cambria" w:hAnsi="Cambria"/>
           <w:b/>
-          <w:sz w:val="23"/>
-          <w:szCs w:val="23"/>
+          <w:sz w:val="22"/>
+          <w:szCs w:val="22"/>
         </w:rPr>
         <w:t>December 2017 – July 2018</w:t>
       </w:r>
@@ -952,14 +899,18 @@
           <w:tab w:val="left" w:pos="7116" w:leader="none"/>
         </w:tabs>
         <w:spacing w:lineRule="auto" w:line="276" w:before="0" w:after="0"/>
-        <w:rPr/>
-      </w:pPr>
-      <w:r>
-        <w:rPr>
-          <w:rFonts w:ascii="Cambria" w:hAnsi="Cambria"/>
-          <w:b/>
-          <w:sz w:val="23"/>
-          <w:szCs w:val="23"/>
+        <w:rPr>
+          <w:rFonts w:ascii="Cambria" w:hAnsi="Cambria"/>
+          <w:sz w:val="22"/>
+          <w:szCs w:val="22"/>
+        </w:rPr>
+      </w:pPr>
+      <w:r>
+        <w:rPr>
+          <w:rFonts w:ascii="Cambria" w:hAnsi="Cambria"/>
+          <w:b/>
+          <w:sz w:val="22"/>
+          <w:szCs w:val="22"/>
         </w:rPr>
         <w:t>Undergraduate Research Assistant (CASTL Research Group)</w:t>
       </w:r>
@@ -969,7 +920,7 @@
         <w:pStyle w:val="ListParagraph"/>
         <w:numPr>
           <w:ilvl w:val="0"/>
-          <w:numId w:val="2"/>
+          <w:numId w:val="1"/>
         </w:numPr>
         <w:tabs>
           <w:tab w:val="clear" w:pos="720"/>
@@ -977,13 +928,17 @@
         </w:tabs>
         <w:spacing w:lineRule="auto" w:line="276" w:before="0" w:after="0"/>
         <w:contextualSpacing/>
-        <w:rPr/>
-      </w:pPr>
-      <w:r>
-        <w:rPr>
-          <w:rFonts w:ascii="Cambria" w:hAnsi="Cambria"/>
-          <w:sz w:val="23"/>
-          <w:szCs w:val="23"/>
+        <w:rPr>
+          <w:rFonts w:ascii="Cambria" w:hAnsi="Cambria"/>
+          <w:sz w:val="22"/>
+          <w:szCs w:val="22"/>
+        </w:rPr>
+      </w:pPr>
+      <w:r>
+        <w:rPr>
+          <w:rFonts w:ascii="Cambria" w:hAnsi="Cambria"/>
+          <w:sz w:val="22"/>
+          <w:szCs w:val="22"/>
         </w:rPr>
         <w:t>Used Latent Dirichlet Allocation to sort user data gathered from Foursquare datasets to allow better classification of users based on the venues they had previously visited</w:t>
       </w:r>
@@ -1020,14 +975,18 @@
           <w:tab w:val="left" w:pos="6564" w:leader="none"/>
         </w:tabs>
         <w:spacing w:lineRule="auto" w:line="276" w:before="0" w:after="0"/>
-        <w:rPr/>
-      </w:pPr>
-      <w:r>
-        <w:rPr>
-          <w:rFonts w:ascii="Cambria" w:hAnsi="Cambria"/>
-          <w:b/>
-          <w:sz w:val="28"/>
-          <w:szCs w:val="28"/>
+        <w:rPr>
+          <w:rFonts w:ascii="Cambria" w:hAnsi="Cambria"/>
+          <w:sz w:val="26"/>
+          <w:szCs w:val="26"/>
+        </w:rPr>
+      </w:pPr>
+      <w:r>
+        <w:rPr>
+          <w:rFonts w:ascii="Cambria" w:hAnsi="Cambria"/>
+          <w:b/>
+          <w:sz w:val="26"/>
+          <w:szCs w:val="26"/>
         </w:rPr>
         <w:t>Skills</w:t>
       </w:r>
@@ -1040,13 +999,17 @@
           <w:tab w:val="left" w:pos="6564" w:leader="none"/>
         </w:tabs>
         <w:spacing w:lineRule="auto" w:line="276" w:before="0" w:after="0"/>
-        <w:rPr/>
-      </w:pPr>
-      <w:r>
-        <w:rPr>
-          <w:rFonts w:ascii="Cambria" w:hAnsi="Cambria"/>
-          <w:sz w:val="24"/>
-          <w:szCs w:val="24"/>
+        <w:rPr>
+          <w:rFonts w:ascii="Cambria" w:hAnsi="Cambria"/>
+          <w:sz w:val="22"/>
+          <w:szCs w:val="22"/>
+        </w:rPr>
+      </w:pPr>
+      <w:r>
+        <w:rPr>
+          <w:rFonts w:ascii="Cambria" w:hAnsi="Cambria"/>
+          <w:sz w:val="22"/>
+          <w:szCs w:val="22"/>
         </w:rPr>
         <w:t xml:space="preserve">Languages: </w:t>
       </w:r>
@@ -1054,8 +1017,8 @@
         <w:rPr>
           <w:rFonts w:ascii="Cambria" w:hAnsi="Cambria"/>
           <w:b/>
-          <w:sz w:val="24"/>
-          <w:szCs w:val="24"/>
+          <w:sz w:val="22"/>
+          <w:szCs w:val="22"/>
         </w:rPr>
         <w:t>English, Spanish</w:t>
       </w:r>
@@ -1068,13 +1031,17 @@
           <w:tab w:val="left" w:pos="6564" w:leader="none"/>
         </w:tabs>
         <w:spacing w:lineRule="auto" w:line="276" w:before="0" w:after="0"/>
-        <w:rPr/>
-      </w:pPr>
-      <w:r>
-        <w:rPr>
-          <w:rFonts w:ascii="Cambria" w:hAnsi="Cambria"/>
-          <w:sz w:val="24"/>
-          <w:szCs w:val="24"/>
+        <w:rPr>
+          <w:rFonts w:ascii="Cambria" w:hAnsi="Cambria"/>
+          <w:sz w:val="22"/>
+          <w:szCs w:val="22"/>
+        </w:rPr>
+      </w:pPr>
+      <w:r>
+        <w:rPr>
+          <w:rFonts w:ascii="Cambria" w:hAnsi="Cambria"/>
+          <w:sz w:val="22"/>
+          <w:szCs w:val="22"/>
         </w:rPr>
         <w:t xml:space="preserve">Programming: </w:t>
       </w:r>
@@ -1082,10 +1049,10 @@
         <w:rPr>
           <w:rFonts w:ascii="Cambria" w:hAnsi="Cambria"/>
           <w:b/>
-          <w:sz w:val="24"/>
-          <w:szCs w:val="24"/>
-        </w:rPr>
-        <w:t>C/C++, Unreal, Unity, WPF, C#, Java, Javascript, Python</w:t>
+          <w:sz w:val="22"/>
+          <w:szCs w:val="22"/>
+        </w:rPr>
+        <w:t>C/C++, WPF, C#, Java, Javascript, Python</w:t>
       </w:r>
     </w:p>
     <w:p>
@@ -1096,15 +1063,53 @@
           <w:tab w:val="left" w:pos="6564" w:leader="none"/>
         </w:tabs>
         <w:spacing w:lineRule="auto" w:line="276" w:before="0" w:after="0"/>
-        <w:rPr/>
+        <w:rPr>
+          <w:rFonts w:ascii="Cambria" w:hAnsi="Cambria"/>
+          <w:sz w:val="22"/>
+          <w:szCs w:val="22"/>
+        </w:rPr>
       </w:pPr>
       <w:r>
         <w:rPr>
           <w:rFonts w:ascii="Cambria" w:hAnsi="Cambria"/>
           <w:b w:val="false"/>
           <w:bCs w:val="false"/>
-          <w:sz w:val="24"/>
-          <w:szCs w:val="24"/>
+          <w:sz w:val="22"/>
+          <w:szCs w:val="22"/>
+        </w:rPr>
+        <w:t>Software:</w:t>
+      </w:r>
+      <w:r>
+        <w:rPr>
+          <w:rFonts w:ascii="Cambria" w:hAnsi="Cambria"/>
+          <w:b/>
+          <w:sz w:val="22"/>
+          <w:szCs w:val="22"/>
+        </w:rPr>
+        <w:t xml:space="preserve"> Unreal, Unity, Jira, Fusion360</w:t>
+      </w:r>
+    </w:p>
+    <w:p>
+      <w:pPr>
+        <w:pStyle w:val="Normal"/>
+        <w:tabs>
+          <w:tab w:val="clear" w:pos="720"/>
+          <w:tab w:val="left" w:pos="6564" w:leader="none"/>
+        </w:tabs>
+        <w:spacing w:lineRule="auto" w:line="276" w:before="0" w:after="0"/>
+        <w:rPr>
+          <w:rFonts w:ascii="Cambria" w:hAnsi="Cambria"/>
+          <w:sz w:val="22"/>
+          <w:szCs w:val="22"/>
+        </w:rPr>
+      </w:pPr>
+      <w:r>
+        <w:rPr>
+          <w:rFonts w:ascii="Cambria" w:hAnsi="Cambria"/>
+          <w:b w:val="false"/>
+          <w:bCs w:val="false"/>
+          <w:sz w:val="22"/>
+          <w:szCs w:val="22"/>
         </w:rPr>
         <w:t>Source Control:</w:t>
       </w:r>
@@ -1112,8 +1117,8 @@
         <w:rPr>
           <w:rFonts w:ascii="Cambria" w:hAnsi="Cambria"/>
           <w:b/>
-          <w:sz w:val="24"/>
-          <w:szCs w:val="24"/>
+          <w:sz w:val="22"/>
+          <w:szCs w:val="22"/>
         </w:rPr>
         <w:t xml:space="preserve"> Git, Perforce, TFVC </w:t>
       </w:r>
@@ -1145,15 +1150,24 @@
         <w:pBdr>
           <w:bottom w:val="single" w:sz="4" w:space="1" w:color="000000"/>
         </w:pBdr>
-        <w:spacing w:lineRule="auto" w:line="276" w:before="0" w:after="0"/>
-        <w:rPr/>
-      </w:pPr>
-      <w:r>
-        <w:rPr>
-          <w:rFonts w:ascii="Cambria" w:hAnsi="Cambria"/>
-          <w:b/>
-          <w:sz w:val="28"/>
-          <w:szCs w:val="28"/>
+        <w:tabs>
+          <w:tab w:val="clear" w:pos="720"/>
+          <w:tab w:val="left" w:pos="6564" w:leader="none"/>
+        </w:tabs>
+        <w:spacing w:lineRule="auto" w:line="276" w:before="0" w:after="0"/>
+        <w:rPr>
+          <w:rFonts w:ascii="Cambria" w:hAnsi="Cambria"/>
+          <w:b/>
+          <w:sz w:val="26"/>
+          <w:szCs w:val="26"/>
+        </w:rPr>
+      </w:pPr>
+      <w:r>
+        <w:rPr>
+          <w:rFonts w:ascii="Cambria" w:hAnsi="Cambria"/>
+          <w:b/>
+          <w:sz w:val="26"/>
+          <w:szCs w:val="26"/>
         </w:rPr>
         <w:t>Education</w:t>
       </w:r>
@@ -1166,18 +1180,22 @@
           <w:tab w:val="left" w:pos="8316" w:leader="none"/>
         </w:tabs>
         <w:spacing w:lineRule="auto" w:line="276" w:before="0" w:after="0"/>
-        <w:rPr/>
-      </w:pPr>
-      <w:r>
-        <w:rPr>
-          <w:rFonts w:ascii="Cambria" w:hAnsi="Cambria"/>
-          <w:b/>
-          <w:sz w:val="23"/>
-          <w:szCs w:val="23"/>
+        <w:rPr>
+          <w:rFonts w:ascii="Cambria" w:hAnsi="Cambria"/>
+          <w:sz w:val="22"/>
+          <w:szCs w:val="22"/>
+        </w:rPr>
+      </w:pPr>
+      <w:r>
+        <w:rPr>
+          <w:rFonts w:ascii="Cambria" w:hAnsi="Cambria"/>
+          <w:b/>
+          <w:sz w:val="22"/>
+          <w:szCs w:val="22"/>
         </w:rPr>
         <w:t xml:space="preserve">Bachelor of Science in Computer Science </w:t>
         <w:tab/>
-        <w:t xml:space="preserve">                     May 2018</w:t>
+        <w:t xml:space="preserve">                          May 2018</w:t>
       </w:r>
     </w:p>
     <w:p>
@@ -1188,21 +1206,22 @@
           <w:tab w:val="left" w:pos="8316" w:leader="none"/>
         </w:tabs>
         <w:spacing w:lineRule="auto" w:line="276" w:before="0" w:after="0"/>
-        <w:rPr/>
-      </w:pPr>
-      <w:r>
-        <w:rPr>
-          <w:rFonts w:ascii="Cambria" w:hAnsi="Cambria"/>
-          <w:sz w:val="23"/>
-          <w:szCs w:val="23"/>
-        </w:rPr>
-        <w:t>Florida State University, Tallahassee, FL</w:t>
-      </w:r>
-      <w:r>
-        <w:rPr>
-          <w:rFonts w:ascii="Cambria" w:hAnsi="Cambria"/>
-        </w:rPr>
-        <w:t xml:space="preserve"> </w:t>
+        <w:rPr>
+          <w:rFonts w:ascii="Cambria" w:hAnsi="Cambria"/>
+        </w:rPr>
+      </w:pPr>
+      <w:r>
+        <w:rPr>
+          <w:rFonts w:ascii="Cambria" w:hAnsi="Cambria"/>
+          <w:sz w:val="22"/>
+          <w:szCs w:val="22"/>
+        </w:rPr>
+        <w:t xml:space="preserve">Florida State University, Tallahassee, FL </w:t>
+      </w:r>
+      <w:r>
+        <w:rPr>
+          <w:rFonts w:ascii="Cambria" w:hAnsi="Cambria"/>
+        </w:rPr>
         <w:tab/>
         <w:tab/>
         <w:t xml:space="preserve">          </w:t>
@@ -1226,125 +1245,6 @@
   <w:abstractNum w:abstractNumId="1">
     <w:lvl w:ilvl="0">
       <w:start w:val="1"/>
-      <w:numFmt w:val="none"/>
-      <w:suff w:val="nothing"/>
-      <w:lvlText w:val=""/>
-      <w:lvlJc w:val="start"/>
-      <w:pPr>
-        <w:tabs>
-          <w:tab w:val="num" w:pos="0"/>
-        </w:tabs>
-        <w:ind w:start="0" w:hanging="0"/>
-      </w:pPr>
-    </w:lvl>
-    <w:lvl w:ilvl="1">
-      <w:start w:val="1"/>
-      <w:numFmt w:val="none"/>
-      <w:suff w:val="nothing"/>
-      <w:lvlText w:val=""/>
-      <w:lvlJc w:val="start"/>
-      <w:pPr>
-        <w:tabs>
-          <w:tab w:val="num" w:pos="0"/>
-        </w:tabs>
-        <w:ind w:start="0" w:hanging="0"/>
-      </w:pPr>
-    </w:lvl>
-    <w:lvl w:ilvl="2">
-      <w:start w:val="1"/>
-      <w:numFmt w:val="none"/>
-      <w:suff w:val="nothing"/>
-      <w:lvlText w:val=""/>
-      <w:lvlJc w:val="start"/>
-      <w:pPr>
-        <w:tabs>
-          <w:tab w:val="num" w:pos="0"/>
-        </w:tabs>
-        <w:ind w:start="0" w:hanging="0"/>
-      </w:pPr>
-    </w:lvl>
-    <w:lvl w:ilvl="3">
-      <w:start w:val="1"/>
-      <w:numFmt w:val="none"/>
-      <w:suff w:val="nothing"/>
-      <w:lvlText w:val=""/>
-      <w:lvlJc w:val="start"/>
-      <w:pPr>
-        <w:tabs>
-          <w:tab w:val="num" w:pos="0"/>
-        </w:tabs>
-        <w:ind w:start="0" w:hanging="0"/>
-      </w:pPr>
-    </w:lvl>
-    <w:lvl w:ilvl="4">
-      <w:start w:val="1"/>
-      <w:numFmt w:val="none"/>
-      <w:suff w:val="nothing"/>
-      <w:lvlText w:val=""/>
-      <w:lvlJc w:val="start"/>
-      <w:pPr>
-        <w:tabs>
-          <w:tab w:val="num" w:pos="0"/>
-        </w:tabs>
-        <w:ind w:start="0" w:hanging="0"/>
-      </w:pPr>
-    </w:lvl>
-    <w:lvl w:ilvl="5">
-      <w:start w:val="1"/>
-      <w:numFmt w:val="none"/>
-      <w:suff w:val="nothing"/>
-      <w:lvlText w:val=""/>
-      <w:lvlJc w:val="start"/>
-      <w:pPr>
-        <w:tabs>
-          <w:tab w:val="num" w:pos="0"/>
-        </w:tabs>
-        <w:ind w:start="0" w:hanging="0"/>
-      </w:pPr>
-    </w:lvl>
-    <w:lvl w:ilvl="6">
-      <w:start w:val="1"/>
-      <w:numFmt w:val="none"/>
-      <w:suff w:val="nothing"/>
-      <w:lvlText w:val=""/>
-      <w:lvlJc w:val="start"/>
-      <w:pPr>
-        <w:tabs>
-          <w:tab w:val="num" w:pos="0"/>
-        </w:tabs>
-        <w:ind w:start="0" w:hanging="0"/>
-      </w:pPr>
-    </w:lvl>
-    <w:lvl w:ilvl="7">
-      <w:start w:val="1"/>
-      <w:numFmt w:val="none"/>
-      <w:suff w:val="nothing"/>
-      <w:lvlText w:val=""/>
-      <w:lvlJc w:val="start"/>
-      <w:pPr>
-        <w:tabs>
-          <w:tab w:val="num" w:pos="0"/>
-        </w:tabs>
-        <w:ind w:start="0" w:hanging="0"/>
-      </w:pPr>
-    </w:lvl>
-    <w:lvl w:ilvl="8">
-      <w:start w:val="1"/>
-      <w:numFmt w:val="none"/>
-      <w:suff w:val="nothing"/>
-      <w:lvlText w:val=""/>
-      <w:lvlJc w:val="start"/>
-      <w:pPr>
-        <w:tabs>
-          <w:tab w:val="num" w:pos="0"/>
-        </w:tabs>
-        <w:ind w:start="0" w:hanging="0"/>
-      </w:pPr>
-    </w:lvl>
-  </w:abstractNum>
-  <w:abstractNum w:abstractNumId="2">
-    <w:lvl w:ilvl="0">
-      <w:start w:val="1"/>
       <w:numFmt w:val="bullet"/>
       <w:lvlText w:val=""/>
       <w:lvlJc w:val="start"/>
@@ -1477,6 +1377,125 @@
       <w:rPr>
         <w:rFonts w:ascii="Wingdings" w:hAnsi="Wingdings" w:cs="Wingdings" w:hint="default"/>
       </w:rPr>
+    </w:lvl>
+  </w:abstractNum>
+  <w:abstractNum w:abstractNumId="2">
+    <w:lvl w:ilvl="0">
+      <w:start w:val="1"/>
+      <w:numFmt w:val="none"/>
+      <w:suff w:val="nothing"/>
+      <w:lvlText w:val=""/>
+      <w:lvlJc w:val="start"/>
+      <w:pPr>
+        <w:tabs>
+          <w:tab w:val="num" w:pos="0"/>
+        </w:tabs>
+        <w:ind w:start="0" w:hanging="0"/>
+      </w:pPr>
+    </w:lvl>
+    <w:lvl w:ilvl="1">
+      <w:start w:val="1"/>
+      <w:numFmt w:val="none"/>
+      <w:suff w:val="nothing"/>
+      <w:lvlText w:val=""/>
+      <w:lvlJc w:val="start"/>
+      <w:pPr>
+        <w:tabs>
+          <w:tab w:val="num" w:pos="0"/>
+        </w:tabs>
+        <w:ind w:start="0" w:hanging="0"/>
+      </w:pPr>
+    </w:lvl>
+    <w:lvl w:ilvl="2">
+      <w:start w:val="1"/>
+      <w:numFmt w:val="none"/>
+      <w:suff w:val="nothing"/>
+      <w:lvlText w:val=""/>
+      <w:lvlJc w:val="start"/>
+      <w:pPr>
+        <w:tabs>
+          <w:tab w:val="num" w:pos="0"/>
+        </w:tabs>
+        <w:ind w:start="0" w:hanging="0"/>
+      </w:pPr>
+    </w:lvl>
+    <w:lvl w:ilvl="3">
+      <w:start w:val="1"/>
+      <w:numFmt w:val="none"/>
+      <w:suff w:val="nothing"/>
+      <w:lvlText w:val=""/>
+      <w:lvlJc w:val="start"/>
+      <w:pPr>
+        <w:tabs>
+          <w:tab w:val="num" w:pos="0"/>
+        </w:tabs>
+        <w:ind w:start="0" w:hanging="0"/>
+      </w:pPr>
+    </w:lvl>
+    <w:lvl w:ilvl="4">
+      <w:start w:val="1"/>
+      <w:numFmt w:val="none"/>
+      <w:suff w:val="nothing"/>
+      <w:lvlText w:val=""/>
+      <w:lvlJc w:val="start"/>
+      <w:pPr>
+        <w:tabs>
+          <w:tab w:val="num" w:pos="0"/>
+        </w:tabs>
+        <w:ind w:start="0" w:hanging="0"/>
+      </w:pPr>
+    </w:lvl>
+    <w:lvl w:ilvl="5">
+      <w:start w:val="1"/>
+      <w:numFmt w:val="none"/>
+      <w:suff w:val="nothing"/>
+      <w:lvlText w:val=""/>
+      <w:lvlJc w:val="start"/>
+      <w:pPr>
+        <w:tabs>
+          <w:tab w:val="num" w:pos="0"/>
+        </w:tabs>
+        <w:ind w:start="0" w:hanging="0"/>
+      </w:pPr>
+    </w:lvl>
+    <w:lvl w:ilvl="6">
+      <w:start w:val="1"/>
+      <w:numFmt w:val="none"/>
+      <w:suff w:val="nothing"/>
+      <w:lvlText w:val=""/>
+      <w:lvlJc w:val="start"/>
+      <w:pPr>
+        <w:tabs>
+          <w:tab w:val="num" w:pos="0"/>
+        </w:tabs>
+        <w:ind w:start="0" w:hanging="0"/>
+      </w:pPr>
+    </w:lvl>
+    <w:lvl w:ilvl="7">
+      <w:start w:val="1"/>
+      <w:numFmt w:val="none"/>
+      <w:suff w:val="nothing"/>
+      <w:lvlText w:val=""/>
+      <w:lvlJc w:val="start"/>
+      <w:pPr>
+        <w:tabs>
+          <w:tab w:val="num" w:pos="0"/>
+        </w:tabs>
+        <w:ind w:start="0" w:hanging="0"/>
+      </w:pPr>
+    </w:lvl>
+    <w:lvl w:ilvl="8">
+      <w:start w:val="1"/>
+      <w:numFmt w:val="none"/>
+      <w:suff w:val="nothing"/>
+      <w:lvlText w:val=""/>
+      <w:lvlJc w:val="start"/>
+      <w:pPr>
+        <w:tabs>
+          <w:tab w:val="num" w:pos="0"/>
+        </w:tabs>
+        <w:ind w:start="0" w:hanging="0"/>
+      </w:pPr>
     </w:lvl>
   </w:abstractNum>
   <w:num w:numId="1">
